--- a/contrato_template.docx
+++ b/contrato_template.docx
@@ -9941,7 +9941,7 @@
           <w:sz w:val="24"/>
           <w:szCs w:val="24"/>
         </w:rPr>
-        <w:t>TESTEMUNHA 02</w:t>
+        <w:t>TESTEMUNHA 02 – RENATA DOS REIS ARAUJO DAS NEVES – CPF: 456.011.088-38</w:t>
       </w:r>
       <w:r>
         <w:rPr>
